--- a/resume/Muhammad_Huzaifa_HubSpot_Resume.docx
+++ b/resume/Muhammad_Huzaifa_HubSpot_Resume.docx
@@ -189,44 +189,43 @@
               <w:t xml:space="preserve">     </w:t>
             </w:r>
             <w:r>
+              <w:rPr>
+                <w:rFonts w:hint="default"/>
+                <w:lang w:val="en-US"/>
+              </w:rPr>
               <w:fldChar w:fldCharType="begin"/>
             </w:r>
             <w:r>
+              <w:rPr>
+                <w:rFonts w:hint="default"/>
+                <w:lang w:val="en-US"/>
+              </w:rPr>
               <w:instrText xml:space="preserve"> HYPERLINK "https://www.linkedin.com/in/mhuzaifa440/" </w:instrText>
             </w:r>
             <w:r>
+              <w:rPr>
+                <w:rFonts w:hint="default"/>
+                <w:lang w:val="en-US"/>
+              </w:rPr>
               <w:fldChar w:fldCharType="separate"/>
             </w:r>
             <w:r>
               <w:rPr>
-                <w:rFonts w:ascii="Arial" w:hAnsi="Arial" w:eastAsia="Arial" w:cs="Arial"/>
-                <w:color w:val="E8613A"/>
-                <w:sz w:val="19"/>
-                <w:szCs w:val="19"/>
-                <w:u w:val="single"/>
-              </w:rPr>
-              <w:t>linkedin.com/in/</w:t>
-            </w:r>
-            <w:r>
-              <w:rPr>
-                <w:rFonts w:ascii="Arial" w:hAnsi="Arial" w:eastAsia="Arial" w:cs="Arial"/>
-                <w:color w:val="DC7344"/>
-                <w:sz w:val="19"/>
-                <w:szCs w:val="19"/>
-                <w:u w:val="single"/>
-              </w:rPr>
-              <w:t>mhuzaifa440</w:t>
-            </w:r>
-            <w:r>
-              <w:rPr>
-                <w:rFonts w:ascii="Arial" w:hAnsi="Arial" w:eastAsia="Arial" w:cs="Arial"/>
-                <w:color w:val="E8613A"/>
-                <w:sz w:val="19"/>
-                <w:szCs w:val="19"/>
-                <w:u w:val="single"/>
+                <w:rStyle w:val="14"/>
+                <w:rFonts w:hint="default"/>
+                <w:lang w:val="en-US"/>
+              </w:rPr>
+              <w:t>linkedin.com/in/mhuzaifa</w:t>
+            </w:r>
+            <w:r>
+              <w:rPr>
+                <w:rFonts w:hint="default"/>
+                <w:lang w:val="en-US"/>
               </w:rPr>
               <w:fldChar w:fldCharType="end"/>
             </w:r>
+            <w:bookmarkStart w:id="0" w:name="_GoBack"/>
+            <w:bookmarkEnd w:id="0"/>
           </w:p>
           <w:p>
             <w:pPr>
@@ -242,51 +241,37 @@
             </w:r>
             <w:r>
               <w:rPr>
-                <w:rFonts w:ascii="Arial" w:hAnsi="Arial" w:eastAsia="Arial" w:cs="Arial"/>
-                <w:color w:val="DC7344"/>
-                <w:sz w:val="19"/>
-                <w:szCs w:val="19"/>
-                <w:u w:val="none"/>
+                <w:rFonts w:hint="default"/>
+                <w:lang w:val="en-US"/>
               </w:rPr>
               <w:fldChar w:fldCharType="begin"/>
             </w:r>
             <w:r>
               <w:rPr>
-                <w:rFonts w:ascii="Arial" w:hAnsi="Arial" w:eastAsia="Arial" w:cs="Arial"/>
-                <w:color w:val="DC7344"/>
-                <w:sz w:val="19"/>
-                <w:szCs w:val="19"/>
-                <w:u w:val="none"/>
+                <w:rFonts w:hint="default"/>
+                <w:lang w:val="en-US"/>
               </w:rPr>
               <w:instrText xml:space="preserve"> HYPERLINK "https://github.com/Huzaifa950" </w:instrText>
             </w:r>
             <w:r>
               <w:rPr>
-                <w:rFonts w:ascii="Arial" w:hAnsi="Arial" w:eastAsia="Arial" w:cs="Arial"/>
-                <w:color w:val="DC7344"/>
-                <w:sz w:val="19"/>
-                <w:szCs w:val="19"/>
-                <w:u w:val="none"/>
+                <w:rFonts w:hint="default"/>
+                <w:lang w:val="en-US"/>
               </w:rPr>
               <w:fldChar w:fldCharType="separate"/>
             </w:r>
             <w:r>
               <w:rPr>
                 <w:rStyle w:val="14"/>
-                <w:rFonts w:ascii="Arial" w:hAnsi="Arial" w:eastAsia="Arial" w:cs="Arial"/>
-                <w:color w:val="DC7344"/>
-                <w:sz w:val="19"/>
-                <w:szCs w:val="19"/>
-              </w:rPr>
-              <w:t>github.com/mhuzaifa440</w:t>
-            </w:r>
-            <w:r>
-              <w:rPr>
-                <w:rFonts w:ascii="Arial" w:hAnsi="Arial" w:eastAsia="Arial" w:cs="Arial"/>
-                <w:color w:val="DC7344"/>
-                <w:sz w:val="19"/>
-                <w:szCs w:val="19"/>
-                <w:u w:val="none"/>
+                <w:rFonts w:hint="default"/>
+                <w:lang w:val="en-US"/>
+              </w:rPr>
+              <w:t>github.com/mhuzaifa</w:t>
+            </w:r>
+            <w:r>
+              <w:rPr>
+                <w:rFonts w:hint="default"/>
+                <w:lang w:val="en-US"/>
               </w:rPr>
               <w:fldChar w:fldCharType="end"/>
             </w:r>
@@ -486,8 +471,6 @@
         </w:rPr>
         <w:t>4</w:t>
       </w:r>
-      <w:bookmarkStart w:id="0" w:name="_GoBack"/>
-      <w:bookmarkEnd w:id="0"/>
       <w:r>
         <w:rPr>
           <w:rFonts w:ascii="Arial" w:hAnsi="Arial" w:eastAsia="Arial" w:cs="Arial"/>
